--- a/ЛР_4.2/Розбір_ЛР_4.2.docx
+++ b/ЛР_4.2/Розбір_ЛР_4.2.docx
@@ -21401,7 +21401,7 @@
           <w:i w:val="0"/>
           <w:sz w:val="21"/>
         </w:rPr>
-        <w:t>(t); курсовий – суцільна, шляховий – штрихова, маршрутний – штрихпунктир. Рисунки 2, 4, 5 (умови 3.1, 3.3, 3.4) – усі лінії на нулі: бічних збурень немає.</w:t>
+        <w:t>(t); курсовий – суцільна, шляховий – штрихова, маршрутний – штрихпунктир. Рисунки 2, 4 (умови 3.1, 3.3) – усі лінії на нулі: бічних збурень немає.</w:t>
       </w:r>
     </w:p>
     <w:p>
@@ -21422,7 +21422,7 @@
               <a:graphicData uri="http://schemas.openxmlformats.org/drawingml/2006/picture">
                 <pic:pic>
                   <pic:nvPicPr>
-                    <pic:cNvPr id="0" name="image3.png"/>
+                    <pic:cNvPr id="0" name="image5.png"/>
                     <pic:cNvPicPr/>
                   </pic:nvPicPr>
                   <pic:blipFill>
@@ -21457,26 +21457,7 @@
           <w:i/>
           <w:sz w:val="21"/>
         </w:rPr>
-        <w:t>Рис. Б2. Рисунок 3 звіту – умова 3.2 (Z</w:t>
-      </w:r>
-      <w:r>
-        <w:rPr>
-          <w:rFonts w:ascii="Times New Roman" w:hAnsi="Times New Roman"/>
-          <w:b w:val="0"/>
-          <w:i/>
-          <w:sz w:val="21"/>
-          <w:vertAlign w:val="subscript"/>
-        </w:rPr>
-        <w:t>0</w:t>
-      </w:r>
-      <w:r>
-        <w:rPr>
-          <w:rFonts w:ascii="Times New Roman" w:hAnsi="Times New Roman"/>
-          <w:b w:val="0"/>
-          <w:i/>
-          <w:sz w:val="21"/>
-        </w:rPr>
-        <w:t xml:space="preserve"> = 2000 м)</w:t>
+        <w:t>Рис. Б1а. Рисунок 5 звіту – умова 3.4 (НВ = 180°)</w:t>
       </w:r>
     </w:p>
     <w:p>
@@ -21491,7 +21472,25 @@
           <w:i w:val="0"/>
           <w:sz w:val="21"/>
         </w:rPr>
-        <w:t>•  Курсовий = шляховий: Z – пряма 2000 → 0; ШК = ψ</w:t>
+        <w:t xml:space="preserve">•  Рисунок 5 – </w:t>
+      </w:r>
+      <w:r>
+        <w:rPr>
+          <w:rFonts w:ascii="Times New Roman" w:hAnsi="Times New Roman"/>
+          <w:b/>
+          <w:i w:val="0"/>
+          <w:sz w:val="21"/>
+        </w:rPr>
+        <w:t>зменшена в ≈ 3000 разів копія рисунка 6</w:t>
+      </w:r>
+      <w:r>
+        <w:rPr>
+          <w:rFonts w:ascii="Times New Roman" w:hAnsi="Times New Roman"/>
+          <w:b w:val="0"/>
+          <w:i w:val="0"/>
+          <w:sz w:val="21"/>
+        </w:rPr>
+        <w:t>: подивіться на осі – Z до 0,69 м, ШК до −0,012°, ψ</w:t>
       </w:r>
       <w:r>
         <w:rPr>
@@ -21510,7 +21509,64 @@
           <w:i w:val="0"/>
           <w:sz w:val="21"/>
         </w:rPr>
-        <w:t xml:space="preserve"> = −2,29° сталі (вітру немає, тому ШК = К).</w:t>
+        <w:t xml:space="preserve"> до −0,009°. За формулою W</w:t>
+      </w:r>
+      <w:r>
+        <w:rPr>
+          <w:rFonts w:ascii="Times New Roman" w:hAnsi="Times New Roman"/>
+          <w:b w:val="0"/>
+          <w:i w:val="0"/>
+          <w:sz w:val="21"/>
+          <w:vertAlign w:val="subscript"/>
+        </w:rPr>
+        <w:t>z</w:t>
+      </w:r>
+      <w:r>
+        <w:rPr>
+          <w:rFonts w:ascii="Times New Roman" w:hAnsi="Times New Roman"/>
+          <w:b w:val="0"/>
+          <w:i w:val="0"/>
+          <w:sz w:val="21"/>
+        </w:rPr>
+        <w:t xml:space="preserve"> = W·sin(НВ − ψ</w:t>
+      </w:r>
+      <w:r>
+        <w:rPr>
+          <w:rFonts w:ascii="Times New Roman" w:hAnsi="Times New Roman"/>
+          <w:b w:val="0"/>
+          <w:i w:val="0"/>
+          <w:sz w:val="21"/>
+          <w:vertAlign w:val="subscript"/>
+        </w:rPr>
+        <w:t>г</w:t>
+      </w:r>
+      <w:r>
+        <w:rPr>
+          <w:rFonts w:ascii="Times New Roman" w:hAnsi="Times New Roman"/>
+          <w:b w:val="0"/>
+          <w:i w:val="0"/>
+          <w:sz w:val="21"/>
+        </w:rPr>
+        <w:t>) при НВ = 180° бічної складової немає, але в програмі 1 рад = 57,3°, тому sin(180/57,3) = 0,00023 і W</w:t>
+      </w:r>
+      <w:r>
+        <w:rPr>
+          <w:rFonts w:ascii="Times New Roman" w:hAnsi="Times New Roman"/>
+          <w:b w:val="0"/>
+          <w:i w:val="0"/>
+          <w:sz w:val="21"/>
+          <w:vertAlign w:val="subscript"/>
+        </w:rPr>
+        <w:t>z</w:t>
+      </w:r>
+      <w:r>
+        <w:rPr>
+          <w:rFonts w:ascii="Times New Roman" w:hAnsi="Times New Roman"/>
+          <w:b w:val="0"/>
+          <w:i w:val="0"/>
+          <w:sz w:val="21"/>
+        </w:rPr>
+        <w:t xml:space="preserve"> ≈ 0,009 м/с – мізерний «вітер зліва» (у 3.5 – 28,3 м/с). Див. нюанс у пункті 3.</w:t>
       </w:r>
     </w:p>
     <w:p>
@@ -21525,7 +21581,26 @@
           <w:i w:val="0"/>
           <w:sz w:val="21"/>
         </w:rPr>
-        <w:t>•  Маршрутний: ψ</w:t>
+        <w:t>•  Курсовий (пасивний, л.11): Z росте до 0,69 м (≈ 165 с, коли ШК = 0, бо Ż = V</w:t>
+      </w:r>
+      <w:r>
+        <w:rPr>
+          <w:rFonts w:ascii="Times New Roman" w:hAnsi="Times New Roman"/>
+          <w:b w:val="0"/>
+          <w:i w:val="0"/>
+          <w:sz w:val="21"/>
+          <w:vertAlign w:val="subscript"/>
+        </w:rPr>
+        <w:t>ш</w:t>
+      </w:r>
+      <w:r>
+        <w:rPr>
+          <w:rFonts w:ascii="Times New Roman" w:hAnsi="Times New Roman"/>
+          <w:b w:val="0"/>
+          <w:i w:val="0"/>
+          <w:sz w:val="21"/>
+        </w:rPr>
+        <w:t>sin ШК), біля ЗТ ψ</w:t>
       </w:r>
       <w:r>
         <w:rPr>
@@ -21544,7 +21619,41 @@
           <w:i w:val="0"/>
           <w:sz w:val="21"/>
         </w:rPr>
-        <w:t xml:space="preserve"> і ШК до ≈ −9,8° на ≈ 17-й секунді – розворот до ЛЗШ; далі плавно повертаються до 0 (літак «вписується» в ЛЗШ – лекція 11), Z → 0 за ≈ 140 с.</w:t>
+        <w:t xml:space="preserve"> і ШК різко падають, бо пеленг arctg(Z/X) змінюється дедалі швидше при |X| → 0; у кінці Z = 0,05 м – у квадраті ЗТ.</w:t>
+      </w:r>
+    </w:p>
+    <w:p>
+      <w:pPr>
+        <w:spacing w:before="0" w:after="40" w:line="259" w:lineRule="auto"/>
+        <w:ind w:left="425" w:hanging="198"/>
+      </w:pPr>
+      <w:r>
+        <w:rPr>
+          <w:rFonts w:ascii="Times New Roman" w:hAnsi="Times New Roman"/>
+          <w:b w:val="0"/>
+          <w:i w:val="0"/>
+          <w:sz w:val="21"/>
+        </w:rPr>
+        <w:t>•  Шляховий і маршрутний: ψ</w:t>
+      </w:r>
+      <w:r>
+        <w:rPr>
+          <w:rFonts w:ascii="Times New Roman" w:hAnsi="Times New Roman"/>
+          <w:b w:val="0"/>
+          <w:i w:val="0"/>
+          <w:sz w:val="21"/>
+          <w:vertAlign w:val="subscript"/>
+        </w:rPr>
+        <w:t>г</w:t>
+      </w:r>
+      <w:r>
+        <w:rPr>
+          <w:rFonts w:ascii="Times New Roman" w:hAnsi="Times New Roman"/>
+          <w:b w:val="0"/>
+          <w:i w:val="0"/>
+          <w:sz w:val="21"/>
+        </w:rPr>
+        <w:t xml:space="preserve"> ≈ −0,002° (вісь назустріч потоку, ШК = К + КЗ ≈ 0), Z – тисячні частки метра (рис. 7).</w:t>
       </w:r>
     </w:p>
     <w:p>
@@ -21556,8 +21665,151 @@
       <w:r>
         <w:drawing>
           <wp:inline xmlns:a="http://schemas.openxmlformats.org/drawingml/2006/main" xmlns:pic="http://schemas.openxmlformats.org/drawingml/2006/picture">
+            <wp:extent cx="6120000" cy="1795795"/>
+            <wp:docPr id="8" name="Picture 8"/>
+            <wp:cNvGraphicFramePr>
+              <a:graphicFrameLocks noChangeAspect="1"/>
+            </wp:cNvGraphicFramePr>
+            <a:graphic>
+              <a:graphicData uri="http://schemas.openxmlformats.org/drawingml/2006/picture">
+                <pic:pic>
+                  <pic:nvPicPr>
+                    <pic:cNvPr id="0" name="image3.png"/>
+                    <pic:cNvPicPr/>
+                  </pic:nvPicPr>
+                  <pic:blipFill>
+                    <a:blip r:embed="rId15"/>
+                    <a:stretch>
+                      <a:fillRect/>
+                    </a:stretch>
+                  </pic:blipFill>
+                  <pic:spPr>
+                    <a:xfrm>
+                      <a:off x="0" y="0"/>
+                      <a:ext cx="6120000" cy="1795795"/>
+                    </a:xfrm>
+                    <a:prstGeom prst="rect"/>
+                  </pic:spPr>
+                </pic:pic>
+              </a:graphicData>
+            </a:graphic>
+          </wp:inline>
+        </w:drawing>
+      </w:r>
+    </w:p>
+    <w:p>
+      <w:pPr>
+        <w:spacing w:before="0" w:after="120" w:line="264" w:lineRule="auto"/>
+        <w:jc w:val="center"/>
+      </w:pPr>
+      <w:r>
+        <w:rPr>
+          <w:rFonts w:ascii="Times New Roman" w:hAnsi="Times New Roman"/>
+          <w:b w:val="0"/>
+          <w:i/>
+          <w:sz w:val="21"/>
+        </w:rPr>
+        <w:t>Рис. Б2. Рисунок 3 звіту – умова 3.2 (Z</w:t>
+      </w:r>
+      <w:r>
+        <w:rPr>
+          <w:rFonts w:ascii="Times New Roman" w:hAnsi="Times New Roman"/>
+          <w:b w:val="0"/>
+          <w:i/>
+          <w:sz w:val="21"/>
+          <w:vertAlign w:val="subscript"/>
+        </w:rPr>
+        <w:t>0</w:t>
+      </w:r>
+      <w:r>
+        <w:rPr>
+          <w:rFonts w:ascii="Times New Roman" w:hAnsi="Times New Roman"/>
+          <w:b w:val="0"/>
+          <w:i/>
+          <w:sz w:val="21"/>
+        </w:rPr>
+        <w:t xml:space="preserve"> = 2000 м)</w:t>
+      </w:r>
+    </w:p>
+    <w:p>
+      <w:pPr>
+        <w:spacing w:before="0" w:after="40" w:line="259" w:lineRule="auto"/>
+        <w:ind w:left="425" w:hanging="198"/>
+      </w:pPr>
+      <w:r>
+        <w:rPr>
+          <w:rFonts w:ascii="Times New Roman" w:hAnsi="Times New Roman"/>
+          <w:b w:val="0"/>
+          <w:i w:val="0"/>
+          <w:sz w:val="21"/>
+        </w:rPr>
+        <w:t>•  Курсовий = шляховий: Z – пряма 2000 → 0; ШК = ψ</w:t>
+      </w:r>
+      <w:r>
+        <w:rPr>
+          <w:rFonts w:ascii="Times New Roman" w:hAnsi="Times New Roman"/>
+          <w:b w:val="0"/>
+          <w:i w:val="0"/>
+          <w:sz w:val="21"/>
+          <w:vertAlign w:val="subscript"/>
+        </w:rPr>
+        <w:t>г</w:t>
+      </w:r>
+      <w:r>
+        <w:rPr>
+          <w:rFonts w:ascii="Times New Roman" w:hAnsi="Times New Roman"/>
+          <w:b w:val="0"/>
+          <w:i w:val="0"/>
+          <w:sz w:val="21"/>
+        </w:rPr>
+        <w:t xml:space="preserve"> = −2,29° сталі (вітру немає, тому ШК = К).</w:t>
+      </w:r>
+    </w:p>
+    <w:p>
+      <w:pPr>
+        <w:spacing w:before="0" w:after="40" w:line="259" w:lineRule="auto"/>
+        <w:ind w:left="425" w:hanging="198"/>
+      </w:pPr>
+      <w:r>
+        <w:rPr>
+          <w:rFonts w:ascii="Times New Roman" w:hAnsi="Times New Roman"/>
+          <w:b w:val="0"/>
+          <w:i w:val="0"/>
+          <w:sz w:val="21"/>
+        </w:rPr>
+        <w:t>•  Маршрутний: ψ</w:t>
+      </w:r>
+      <w:r>
+        <w:rPr>
+          <w:rFonts w:ascii="Times New Roman" w:hAnsi="Times New Roman"/>
+          <w:b w:val="0"/>
+          <w:i w:val="0"/>
+          <w:sz w:val="21"/>
+          <w:vertAlign w:val="subscript"/>
+        </w:rPr>
+        <w:t>г</w:t>
+      </w:r>
+      <w:r>
+        <w:rPr>
+          <w:rFonts w:ascii="Times New Roman" w:hAnsi="Times New Roman"/>
+          <w:b w:val="0"/>
+          <w:i w:val="0"/>
+          <w:sz w:val="21"/>
+        </w:rPr>
+        <w:t xml:space="preserve"> і ШК до ≈ −9,8° на ≈ 17-й секунді – розворот до ЛЗШ; далі плавно повертаються до 0 (літак «вписується» в ЛЗШ – лекція 11), Z → 0 за ≈ 140 с.</w:t>
+      </w:r>
+    </w:p>
+    <w:p>
+      <w:pPr>
+        <w:keepNext/>
+        <w:spacing w:before="60" w:after="40"/>
+        <w:jc w:val="center"/>
+      </w:pPr>
+      <w:r>
+        <w:drawing>
+          <wp:inline xmlns:a="http://schemas.openxmlformats.org/drawingml/2006/main" xmlns:pic="http://schemas.openxmlformats.org/drawingml/2006/picture">
             <wp:extent cx="6120000" cy="1797545"/>
-            <wp:docPr id="8" name="Picture 8"/>
+            <wp:docPr id="9" name="Picture 9"/>
             <wp:cNvGraphicFramePr>
               <a:graphicFrameLocks noChangeAspect="1"/>
             </wp:cNvGraphicFramePr>
@@ -21569,7 +21821,7 @@
                     <pic:cNvPicPr/>
                   </pic:nvPicPr>
                   <pic:blipFill>
-                    <a:blip r:embed="rId15"/>
+                    <a:blip r:embed="rId17"/>
                     <a:stretch>
                       <a:fillRect/>
                     </a:stretch>
@@ -21753,7 +22005,7 @@
         <w:drawing>
           <wp:inline xmlns:a="http://schemas.openxmlformats.org/drawingml/2006/main" xmlns:pic="http://schemas.openxmlformats.org/drawingml/2006/picture">
             <wp:extent cx="6120000" cy="1825263"/>
-            <wp:docPr id="9" name="Picture 9"/>
+            <wp:docPr id="10" name="Picture 10"/>
             <wp:cNvGraphicFramePr>
               <a:graphicFrameLocks noChangeAspect="1"/>
             </wp:cNvGraphicFramePr>
@@ -21765,7 +22017,7 @@
                     <pic:cNvPicPr/>
                   </pic:nvPicPr>
                   <pic:blipFill>
-                    <a:blip r:embed="rId17"/>
+                    <a:blip r:embed="rId18"/>
                     <a:stretch>
                       <a:fillRect/>
                     </a:stretch>
@@ -21877,7 +22129,7 @@
         <w:drawing>
           <wp:inline xmlns:a="http://schemas.openxmlformats.org/drawingml/2006/main" xmlns:pic="http://schemas.openxmlformats.org/drawingml/2006/picture">
             <wp:extent cx="6120000" cy="2111474"/>
-            <wp:docPr id="10" name="Picture 10"/>
+            <wp:docPr id="11" name="Picture 11"/>
             <wp:cNvGraphicFramePr>
               <a:graphicFrameLocks noChangeAspect="1"/>
             </wp:cNvGraphicFramePr>
@@ -21889,7 +22141,7 @@
                     <pic:cNvPicPr/>
                   </pic:nvPicPr>
                   <pic:blipFill>
-                    <a:blip r:embed="rId18"/>
+                    <a:blip r:embed="rId19"/>
                     <a:stretch>
                       <a:fillRect/>
                     </a:stretch>
@@ -21948,7 +22200,7 @@
         <w:drawing>
           <wp:inline xmlns:a="http://schemas.openxmlformats.org/drawingml/2006/main" xmlns:pic="http://schemas.openxmlformats.org/drawingml/2006/picture">
             <wp:extent cx="6120000" cy="1707283"/>
-            <wp:docPr id="11" name="Picture 11"/>
+            <wp:docPr id="12" name="Picture 12"/>
             <wp:cNvGraphicFramePr>
               <a:graphicFrameLocks noChangeAspect="1"/>
             </wp:cNvGraphicFramePr>
@@ -21960,7 +22212,7 @@
                     <pic:cNvPicPr/>
                   </pic:nvPicPr>
                   <pic:blipFill>
-                    <a:blip r:embed="rId19"/>
+                    <a:blip r:embed="rId20"/>
                     <a:stretch>
                       <a:fillRect/>
                     </a:stretch>
